--- a/report.docx
+++ b/report.docx
@@ -2198,6 +2198,62 @@
                 <w:sz w:val="28"/>
               </w:rPr>
               <w:t>กระสุนทะลุผ่านศัตรูหลายตัวได้</w:t>
+            </w:r>
+          </w:p>
+        </w:tc>
+      </w:tr>
+      <w:tr>
+        <w:tc>
+          <w:tcPr>
+            <w:tcW w:type="dxa" w:w="3033"/>
+          </w:tcPr>
+          <w:p>
+            <w:r/>
+            <w:r>
+              <w:rPr>
+                <w:rFonts w:ascii="TH Sarabun New" w:hAnsi="TH Sarabun New" w:cs="TH Sarabun New" w:eastAsia="TH Sarabun New"/>
+                <w:rFonts w:ascii="TH Sarabun New" w:hAnsi="TH Sarabun New"/>
+                <w:b w:val="0"/>
+                <w:i w:val="0"/>
+                <w:sz w:val="28"/>
+              </w:rPr>
+              <w:t>Bible</w:t>
+            </w:r>
+          </w:p>
+        </w:tc>
+        <w:tc>
+          <w:tcPr>
+            <w:tcW w:type="dxa" w:w="3033"/>
+          </w:tcPr>
+          <w:p>
+            <w:r/>
+            <w:r>
+              <w:rPr>
+                <w:rFonts w:ascii="TH Sarabun New" w:hAnsi="TH Sarabun New" w:cs="TH Sarabun New" w:eastAsia="TH Sarabun New"/>
+                <w:rFonts w:ascii="TH Sarabun New" w:hAnsi="TH Sarabun New"/>
+                <w:b w:val="0"/>
+                <w:i w:val="0"/>
+                <w:sz w:val="28"/>
+              </w:rPr>
+              <w:t>Orbital Books</w:t>
+            </w:r>
+          </w:p>
+        </w:tc>
+        <w:tc>
+          <w:tcPr>
+            <w:tcW w:type="dxa" w:w="3033"/>
+          </w:tcPr>
+          <w:p>
+            <w:r/>
+            <w:r>
+              <w:rPr>
+                <w:rFonts w:ascii="TH Sarabun New" w:hAnsi="TH Sarabun New" w:cs="TH Sarabun New" w:eastAsia="TH Sarabun New"/>
+                <w:rFonts w:ascii="TH Sarabun New" w:hAnsi="TH Sarabun New"/>
+                <w:b w:val="0"/>
+                <w:i w:val="0"/>
+                <w:sz w:val="28"/>
+              </w:rPr>
+              <w:t>หนังสือโคจรรอบผู้เล่น ดาเมจศัตรูที่โดนวงโคจร</w:t>
             </w:r>
           </w:p>
         </w:tc>
@@ -4129,7 +4185,588 @@
           <w:i w:val="0"/>
           <w:sz w:val="36"/>
         </w:rPr>
-        <w:t>6.1 CharacterTest</w:t>
+        <w:t>6.1 WeaponTest</w:t>
+      </w:r>
+    </w:p>
+    <w:p>
+      <w:pPr>
+        <w:spacing w:before="0" w:after="80" w:lineRule="auto" w:line="276"/>
+        <w:jc w:val="left"/>
+      </w:pPr>
+      <w:r>
+        <w:rPr>
+          <w:rFonts w:ascii="TH Sarabun New" w:hAnsi="TH Sarabun New" w:cs="TH Sarabun New" w:eastAsia="TH Sarabun New"/>
+          <w:rFonts w:ascii="TH Sarabun New" w:hAnsi="TH Sarabun New"/>
+          <w:b w:val="0"/>
+          <w:i w:val="0"/>
+          <w:sz w:val="32"/>
+        </w:rPr>
+        <w:t>ทดสอบ Logic ของระบบอาวุธและ Cooldown Progress Bar:</w:t>
+      </w:r>
+    </w:p>
+    <w:p>
+      <w:pPr>
+        <w:pStyle w:val="ListBullet"/>
+        <w:spacing w:before="0" w:after="60"/>
+      </w:pPr>
+      <w:r>
+        <w:rPr>
+          <w:rFonts w:ascii="TH Sarabun New" w:hAnsi="TH Sarabun New" w:cs="TH Sarabun New" w:eastAsia="TH Sarabun New"/>
+          <w:rFonts w:ascii="TH Sarabun New" w:hAnsi="TH Sarabun New"/>
+          <w:b w:val="0"/>
+          <w:i w:val="0"/>
+          <w:sz w:val="32"/>
+        </w:rPr>
+        <w:t>initialLevelIsOne — ตรวจสอบว่าระดับเริ่มต้นของอาวุธคือ 1</w:t>
+      </w:r>
+    </w:p>
+    <w:p>
+      <w:pPr>
+        <w:pStyle w:val="ListBullet"/>
+        <w:spacing w:before="0" w:after="60"/>
+      </w:pPr>
+      <w:r>
+        <w:rPr>
+          <w:rFonts w:ascii="TH Sarabun New" w:hAnsi="TH Sarabun New" w:cs="TH Sarabun New" w:eastAsia="TH Sarabun New"/>
+          <w:rFonts w:ascii="TH Sarabun New" w:hAnsi="TH Sarabun New"/>
+          <w:b w:val="0"/>
+          <w:i w:val="0"/>
+          <w:sz w:val="32"/>
+        </w:rPr>
+        <w:t>upgradeIncrementsLevelUntilMax — อัปเกรดจนถึง maxLevel แล้วได้ String "Max"</w:t>
+      </w:r>
+    </w:p>
+    <w:p>
+      <w:pPr>
+        <w:pStyle w:val="ListBullet"/>
+        <w:spacing w:before="0" w:after="60"/>
+      </w:pPr>
+      <w:r>
+        <w:rPr>
+          <w:rFonts w:ascii="TH Sarabun New" w:hAnsi="TH Sarabun New" w:cs="TH Sarabun New" w:eastAsia="TH Sarabun New"/>
+          <w:rFonts w:ascii="TH Sarabun New" w:hAnsi="TH Sarabun New"/>
+          <w:b w:val="0"/>
+          <w:i w:val="0"/>
+          <w:sz w:val="32"/>
+        </w:rPr>
+        <w:t>cooldownProgressIsZeroJustAfterFiring — ค่า getCooldownProgress() == 0.0 ทันทีหลังยิง</w:t>
+      </w:r>
+    </w:p>
+    <w:p>
+      <w:pPr>
+        <w:pStyle w:val="ListBullet"/>
+        <w:spacing w:before="0" w:after="60"/>
+      </w:pPr>
+      <w:r>
+        <w:rPr>
+          <w:rFonts w:ascii="TH Sarabun New" w:hAnsi="TH Sarabun New" w:cs="TH Sarabun New" w:eastAsia="TH Sarabun New"/>
+          <w:rFonts w:ascii="TH Sarabun New" w:hAnsi="TH Sarabun New"/>
+          <w:b w:val="0"/>
+          <w:i w:val="0"/>
+          <w:sz w:val="32"/>
+        </w:rPr>
+        <w:t>cooldownProgressIsOneWhenReady — getCooldownProgress() == 1.0 เมื่อ Cooldown เต็ม</w:t>
+      </w:r>
+    </w:p>
+    <w:p>
+      <w:pPr>
+        <w:pStyle w:val="ListBullet"/>
+        <w:spacing w:before="0" w:after="60"/>
+      </w:pPr>
+      <w:r>
+        <w:rPr>
+          <w:rFonts w:ascii="TH Sarabun New" w:hAnsi="TH Sarabun New" w:cs="TH Sarabun New" w:eastAsia="TH Sarabun New"/>
+          <w:rFonts w:ascii="TH Sarabun New" w:hAnsi="TH Sarabun New"/>
+          <w:b w:val="0"/>
+          <w:i w:val="0"/>
+          <w:sz w:val="32"/>
+        </w:rPr>
+        <w:t>cooldownProgressClampsAboveOne — ค่าไม่เกิน 1.0 แม้ timeSinceUse &gt; cooldown</w:t>
+      </w:r>
+    </w:p>
+    <w:p>
+      <w:pPr>
+        <w:pStyle w:val="ListBullet"/>
+        <w:spacing w:before="0" w:after="60"/>
+      </w:pPr>
+      <w:r>
+        <w:rPr>
+          <w:rFonts w:ascii="TH Sarabun New" w:hAnsi="TH Sarabun New" w:cs="TH Sarabun New" w:eastAsia="TH Sarabun New"/>
+          <w:rFonts w:ascii="TH Sarabun New" w:hAnsi="TH Sarabun New"/>
+          <w:b w:val="0"/>
+          <w:i w:val="0"/>
+          <w:sz w:val="32"/>
+        </w:rPr>
+        <w:t>cooldownProgressIsHalfWayThrough — getCooldownProgress() ≈ 0.5 ที่กึ่งกลาง</w:t>
+      </w:r>
+    </w:p>
+    <w:p>
+      <w:pPr>
+        <w:pStyle w:val="ListBullet"/>
+        <w:spacing w:before="0" w:after="60"/>
+      </w:pPr>
+      <w:r>
+        <w:rPr>
+          <w:rFonts w:ascii="TH Sarabun New" w:hAnsi="TH Sarabun New" w:cs="TH Sarabun New" w:eastAsia="TH Sarabun New"/>
+          <w:rFonts w:ascii="TH Sarabun New" w:hAnsi="TH Sarabun New"/>
+          <w:b w:val="0"/>
+          <w:i w:val="0"/>
+          <w:sz w:val="32"/>
+        </w:rPr>
+        <w:t>zeroCooldownWeaponAlwaysReady — อาวุธที่มี cooldown = 0 พร้อมยิงเสมอ</w:t>
+      </w:r>
+    </w:p>
+    <w:p>
+      <w:pPr>
+        <w:pStyle w:val="ListBullet"/>
+        <w:spacing w:before="0" w:after="60"/>
+      </w:pPr>
+      <w:r>
+        <w:rPr>
+          <w:rFonts w:ascii="TH Sarabun New" w:hAnsi="TH Sarabun New" w:cs="TH Sarabun New" w:eastAsia="TH Sarabun New"/>
+          <w:rFonts w:ascii="TH Sarabun New" w:hAnsi="TH Sarabun New"/>
+          <w:b w:val="0"/>
+          <w:i w:val="0"/>
+          <w:sz w:val="32"/>
+        </w:rPr>
+        <w:t>useAdvancesTimeSinceUse — use(dt) เพิ่มค่า timeSinceUse</w:t>
+      </w:r>
+    </w:p>
+    <w:p>
+      <w:pPr>
+        <w:pStyle w:val="ListBullet"/>
+        <w:spacing w:before="0" w:after="60"/>
+      </w:pPr>
+      <w:r>
+        <w:rPr>
+          <w:rFonts w:ascii="TH Sarabun New" w:hAnsi="TH Sarabun New" w:cs="TH Sarabun New" w:eastAsia="TH Sarabun New"/>
+          <w:rFonts w:ascii="TH Sarabun New" w:hAnsi="TH Sarabun New"/>
+          <w:b w:val="0"/>
+          <w:i w:val="0"/>
+          <w:sz w:val="32"/>
+        </w:rPr>
+        <w:t>cooldownChangesAffectProgress — เปลี่ยน cooldown กระทบ progress ทันที</w:t>
+      </w:r>
+    </w:p>
+    <w:p>
+      <w:pPr>
+        <w:pStyle w:val="Heading2"/>
+        <w:spacing w:before="160" w:after="80" w:lineRule="auto" w:line="276"/>
+        <w:jc w:val="left"/>
+      </w:pPr>
+      <w:r>
+        <w:rPr>
+          <w:rFonts w:ascii="TH Sarabun New" w:hAnsi="TH Sarabun New" w:cs="TH Sarabun New" w:eastAsia="TH Sarabun New"/>
+          <w:rFonts w:ascii="TH Sarabun New" w:hAnsi="TH Sarabun New"/>
+          <w:b/>
+          <w:i w:val="0"/>
+          <w:sz w:val="36"/>
+        </w:rPr>
+        <w:t>6.2 AccessoryTest</w:t>
+      </w:r>
+    </w:p>
+    <w:p>
+      <w:pPr>
+        <w:spacing w:before="0" w:after="80" w:lineRule="auto" w:line="276"/>
+        <w:jc w:val="left"/>
+      </w:pPr>
+      <w:r>
+        <w:rPr>
+          <w:rFonts w:ascii="TH Sarabun New" w:hAnsi="TH Sarabun New" w:cs="TH Sarabun New" w:eastAsia="TH Sarabun New"/>
+          <w:rFonts w:ascii="TH Sarabun New" w:hAnsi="TH Sarabun New"/>
+          <w:b w:val="0"/>
+          <w:i w:val="0"/>
+          <w:sz w:val="32"/>
+        </w:rPr>
+        <w:t>ทดสอบ Logic ของระบบ Accessory:</w:t>
+      </w:r>
+    </w:p>
+    <w:p>
+      <w:pPr>
+        <w:pStyle w:val="ListBullet"/>
+        <w:spacing w:before="0" w:after="60"/>
+      </w:pPr>
+      <w:r>
+        <w:rPr>
+          <w:rFonts w:ascii="TH Sarabun New" w:hAnsi="TH Sarabun New" w:cs="TH Sarabun New" w:eastAsia="TH Sarabun New"/>
+          <w:rFonts w:ascii="TH Sarabun New" w:hAnsi="TH Sarabun New"/>
+          <w:b w:val="0"/>
+          <w:i w:val="0"/>
+          <w:sz w:val="32"/>
+        </w:rPr>
+        <w:t>initialLevelIsOne — ตรวจสอบว่าระดับเริ่มต้นของ Accessory คือ 1</w:t>
+      </w:r>
+    </w:p>
+    <w:p>
+      <w:pPr>
+        <w:pStyle w:val="ListBullet"/>
+        <w:spacing w:before="0" w:after="60"/>
+      </w:pPr>
+      <w:r>
+        <w:rPr>
+          <w:rFonts w:ascii="TH Sarabun New" w:hAnsi="TH Sarabun New" w:cs="TH Sarabun New" w:eastAsia="TH Sarabun New"/>
+          <w:rFonts w:ascii="TH Sarabun New" w:hAnsi="TH Sarabun New"/>
+          <w:b w:val="0"/>
+          <w:i w:val="0"/>
+          <w:sz w:val="32"/>
+        </w:rPr>
+        <w:t>upgradeIncrementsLevel — upgrade() เพิ่มค่า level ได้ถูกต้อง</w:t>
+      </w:r>
+    </w:p>
+    <w:p>
+      <w:pPr>
+        <w:pStyle w:val="ListBullet"/>
+        <w:spacing w:before="0" w:after="60"/>
+      </w:pPr>
+      <w:r>
+        <w:rPr>
+          <w:rFonts w:ascii="TH Sarabun New" w:hAnsi="TH Sarabun New" w:cs="TH Sarabun New" w:eastAsia="TH Sarabun New"/>
+          <w:rFonts w:ascii="TH Sarabun New" w:hAnsi="TH Sarabun New"/>
+          <w:b w:val="0"/>
+          <w:i w:val="0"/>
+          <w:sz w:val="32"/>
+        </w:rPr>
+        <w:t>upgradeCapsAtMaxLevel — อัปเกรดจนถึง maxLevel แล้วได้ String "Max"</w:t>
+      </w:r>
+    </w:p>
+    <w:p>
+      <w:pPr>
+        <w:pStyle w:val="ListBullet"/>
+        <w:spacing w:before="0" w:after="60"/>
+      </w:pPr>
+      <w:r>
+        <w:rPr>
+          <w:rFonts w:ascii="TH Sarabun New" w:hAnsi="TH Sarabun New" w:cs="TH Sarabun New" w:eastAsia="TH Sarabun New"/>
+          <w:rFonts w:ascii="TH Sarabun New" w:hAnsi="TH Sarabun New"/>
+          <w:b w:val="0"/>
+          <w:i w:val="0"/>
+          <w:sz w:val="32"/>
+        </w:rPr>
+        <w:t>procEffectIsCallable — procEffect() เรียกได้โดยไม่ Error</w:t>
+      </w:r>
+    </w:p>
+    <w:p>
+      <w:pPr>
+        <w:pStyle w:val="ListBullet"/>
+        <w:spacing w:before="0" w:after="60"/>
+      </w:pPr>
+      <w:r>
+        <w:rPr>
+          <w:rFonts w:ascii="TH Sarabun New" w:hAnsi="TH Sarabun New" w:cs="TH Sarabun New" w:eastAsia="TH Sarabun New"/>
+          <w:rFonts w:ascii="TH Sarabun New" w:hAnsi="TH Sarabun New"/>
+          <w:b w:val="0"/>
+          <w:i w:val="0"/>
+          <w:sz w:val="32"/>
+        </w:rPr>
+        <w:t>nameIsSetByConstructor — ชื่อที่ส่ง Constructor ถูกเก็บถูกต้อง</w:t>
+      </w:r>
+    </w:p>
+    <w:p>
+      <w:pPr>
+        <w:pStyle w:val="Heading2"/>
+        <w:spacing w:before="160" w:after="80" w:lineRule="auto" w:line="276"/>
+        <w:jc w:val="left"/>
+      </w:pPr>
+      <w:r>
+        <w:rPr>
+          <w:rFonts w:ascii="TH Sarabun New" w:hAnsi="TH Sarabun New" w:cs="TH Sarabun New" w:eastAsia="TH Sarabun New"/>
+          <w:rFonts w:ascii="TH Sarabun New" w:hAnsi="TH Sarabun New"/>
+          <w:b/>
+          <w:i w:val="0"/>
+          <w:sz w:val="36"/>
+        </w:rPr>
+        <w:t>6.3 ItemTest</w:t>
+      </w:r>
+    </w:p>
+    <w:p>
+      <w:pPr>
+        <w:spacing w:before="0" w:after="80" w:lineRule="auto" w:line="276"/>
+        <w:jc w:val="left"/>
+      </w:pPr>
+      <w:r>
+        <w:rPr>
+          <w:rFonts w:ascii="TH Sarabun New" w:hAnsi="TH Sarabun New" w:cs="TH Sarabun New" w:eastAsia="TH Sarabun New"/>
+          <w:rFonts w:ascii="TH Sarabun New" w:hAnsi="TH Sarabun New"/>
+          <w:b w:val="0"/>
+          <w:i w:val="0"/>
+          <w:sz w:val="32"/>
+        </w:rPr>
+        <w:t>ทดสอบ Logic ของระบบ Item:</w:t>
+      </w:r>
+    </w:p>
+    <w:p>
+      <w:pPr>
+        <w:pStyle w:val="ListBullet"/>
+        <w:spacing w:before="0" w:after="60"/>
+      </w:pPr>
+      <w:r>
+        <w:rPr>
+          <w:rFonts w:ascii="TH Sarabun New" w:hAnsi="TH Sarabun New" w:cs="TH Sarabun New" w:eastAsia="TH Sarabun New"/>
+          <w:rFonts w:ascii="TH Sarabun New" w:hAnsi="TH Sarabun New"/>
+          <w:b w:val="0"/>
+          <w:i w:val="0"/>
+          <w:sz w:val="32"/>
+        </w:rPr>
+        <w:t>defaultAmountIsZero — ค่า amount เริ่มต้นที่ 0</w:t>
+      </w:r>
+    </w:p>
+    <w:p>
+      <w:pPr>
+        <w:pStyle w:val="ListBullet"/>
+        <w:spacing w:before="0" w:after="60"/>
+      </w:pPr>
+      <w:r>
+        <w:rPr>
+          <w:rFonts w:ascii="TH Sarabun New" w:hAnsi="TH Sarabun New" w:cs="TH Sarabun New" w:eastAsia="TH Sarabun New"/>
+          <w:rFonts w:ascii="TH Sarabun New" w:hAnsi="TH Sarabun New"/>
+          <w:b w:val="0"/>
+          <w:i w:val="0"/>
+          <w:sz w:val="32"/>
+        </w:rPr>
+        <w:t>setAmountStoresValue — setAmount() เก็บค่าได้ถูกต้อง</w:t>
+      </w:r>
+    </w:p>
+    <w:p>
+      <w:pPr>
+        <w:pStyle w:val="ListBullet"/>
+        <w:spacing w:before="0" w:after="60"/>
+      </w:pPr>
+      <w:r>
+        <w:rPr>
+          <w:rFonts w:ascii="TH Sarabun New" w:hAnsi="TH Sarabun New" w:cs="TH Sarabun New" w:eastAsia="TH Sarabun New"/>
+          <w:rFonts w:ascii="TH Sarabun New" w:hAnsi="TH Sarabun New"/>
+          <w:b w:val="0"/>
+          <w:i w:val="0"/>
+          <w:sz w:val="32"/>
+        </w:rPr>
+        <w:t>tagFlipsMagnetFlag — tag() เปลี่ยน taggedByMagnet เป็น true</w:t>
+      </w:r>
+    </w:p>
+    <w:p>
+      <w:pPr>
+        <w:pStyle w:val="ListBullet"/>
+        <w:spacing w:before="0" w:after="60"/>
+      </w:pPr>
+      <w:r>
+        <w:rPr>
+          <w:rFonts w:ascii="TH Sarabun New" w:hAnsi="TH Sarabun New" w:cs="TH Sarabun New" w:eastAsia="TH Sarabun New"/>
+          <w:rFonts w:ascii="TH Sarabun New" w:hAnsi="TH Sarabun New"/>
+          <w:b w:val="0"/>
+          <w:i w:val="0"/>
+          <w:sz w:val="32"/>
+        </w:rPr>
+        <w:t>nameIsSetByConstructor — ชื่อที่ส่ง Constructor ถูกเก็บถูกต้อง</w:t>
+      </w:r>
+    </w:p>
+    <w:p>
+      <w:pPr>
+        <w:pStyle w:val="Heading2"/>
+        <w:spacing w:before="160" w:after="80" w:lineRule="auto" w:line="276"/>
+        <w:jc w:val="left"/>
+      </w:pPr>
+      <w:r>
+        <w:rPr>
+          <w:rFonts w:ascii="TH Sarabun New" w:hAnsi="TH Sarabun New" w:cs="TH Sarabun New" w:eastAsia="TH Sarabun New"/>
+          <w:rFonts w:ascii="TH Sarabun New" w:hAnsi="TH Sarabun New"/>
+          <w:b/>
+          <w:i w:val="0"/>
+          <w:sz w:val="36"/>
+        </w:rPr>
+        <w:t>6.4 CollisionCheckerTest</w:t>
+      </w:r>
+    </w:p>
+    <w:p>
+      <w:pPr>
+        <w:spacing w:before="0" w:after="80" w:lineRule="auto" w:line="276"/>
+        <w:jc w:val="left"/>
+      </w:pPr>
+      <w:r>
+        <w:rPr>
+          <w:rFonts w:ascii="TH Sarabun New" w:hAnsi="TH Sarabun New" w:cs="TH Sarabun New" w:eastAsia="TH Sarabun New"/>
+          <w:rFonts w:ascii="TH Sarabun New" w:hAnsi="TH Sarabun New"/>
+          <w:b w:val="0"/>
+          <w:i w:val="0"/>
+          <w:sz w:val="32"/>
+        </w:rPr>
+        <w:t>ทดสอบระบบตรวจสอบการชนด้วย Grid 3×3 ที่มีกำแพงล้อมรอบ:</w:t>
+      </w:r>
+    </w:p>
+    <w:p>
+      <w:pPr>
+        <w:pStyle w:val="ListBullet"/>
+        <w:spacing w:before="0" w:after="60"/>
+      </w:pPr>
+      <w:r>
+        <w:rPr>
+          <w:rFonts w:ascii="TH Sarabun New" w:hAnsi="TH Sarabun New" w:cs="TH Sarabun New" w:eastAsia="TH Sarabun New"/>
+          <w:rFonts w:ascii="TH Sarabun New" w:hAnsi="TH Sarabun New"/>
+          <w:b w:val="0"/>
+          <w:i w:val="0"/>
+          <w:sz w:val="32"/>
+        </w:rPr>
+        <w:t>wallStopsLeftwardMovement — กำแพงทางซ้ายหยุดการเคลื่อนที่ไปซ้าย</w:t>
+      </w:r>
+    </w:p>
+    <w:p>
+      <w:pPr>
+        <w:pStyle w:val="ListBullet"/>
+        <w:spacing w:before="0" w:after="60"/>
+      </w:pPr>
+      <w:r>
+        <w:rPr>
+          <w:rFonts w:ascii="TH Sarabun New" w:hAnsi="TH Sarabun New" w:cs="TH Sarabun New" w:eastAsia="TH Sarabun New"/>
+          <w:rFonts w:ascii="TH Sarabun New" w:hAnsi="TH Sarabun New"/>
+          <w:b w:val="0"/>
+          <w:i w:val="0"/>
+          <w:sz w:val="32"/>
+        </w:rPr>
+        <w:t>wallStopsRightwardMovement — กำแพงทางขวาหยุดการเคลื่อนที่ไปขวา</w:t>
+      </w:r>
+    </w:p>
+    <w:p>
+      <w:pPr>
+        <w:pStyle w:val="ListBullet"/>
+        <w:spacing w:before="0" w:after="60"/>
+      </w:pPr>
+      <w:r>
+        <w:rPr>
+          <w:rFonts w:ascii="TH Sarabun New" w:hAnsi="TH Sarabun New" w:cs="TH Sarabun New" w:eastAsia="TH Sarabun New"/>
+          <w:rFonts w:ascii="TH Sarabun New" w:hAnsi="TH Sarabun New"/>
+          <w:b w:val="0"/>
+          <w:i w:val="0"/>
+          <w:sz w:val="32"/>
+        </w:rPr>
+        <w:t>wallStopsUpwardMovement — กำแพงด้านบนหยุดการเคลื่อนที่ขึ้น</w:t>
+      </w:r>
+    </w:p>
+    <w:p>
+      <w:pPr>
+        <w:pStyle w:val="ListBullet"/>
+        <w:spacing w:before="0" w:after="60"/>
+      </w:pPr>
+      <w:r>
+        <w:rPr>
+          <w:rFonts w:ascii="TH Sarabun New" w:hAnsi="TH Sarabun New" w:cs="TH Sarabun New" w:eastAsia="TH Sarabun New"/>
+          <w:rFonts w:ascii="TH Sarabun New" w:hAnsi="TH Sarabun New"/>
+          <w:b w:val="0"/>
+          <w:i w:val="0"/>
+          <w:sz w:val="32"/>
+        </w:rPr>
+        <w:t>wallStopsDownwardMovement — กำแพงด้านล่างหยุดการเคลื่อนที่ลง</w:t>
+      </w:r>
+    </w:p>
+    <w:p>
+      <w:pPr>
+        <w:pStyle w:val="ListBullet"/>
+        <w:spacing w:before="0" w:after="60"/>
+      </w:pPr>
+      <w:r>
+        <w:rPr>
+          <w:rFonts w:ascii="TH Sarabun New" w:hAnsi="TH Sarabun New" w:cs="TH Sarabun New" w:eastAsia="TH Sarabun New"/>
+          <w:rFonts w:ascii="TH Sarabun New" w:hAnsi="TH Sarabun New"/>
+          <w:b w:val="0"/>
+          <w:i w:val="0"/>
+          <w:sz w:val="32"/>
+        </w:rPr>
+        <w:t>noOpWhenTilesNotInitialized — ไม่ Crash เมื่อยังไม่มี Tile Map ถูกโหลด</w:t>
+      </w:r>
+    </w:p>
+    <w:p>
+      <w:pPr>
+        <w:pStyle w:val="Heading2"/>
+        <w:spacing w:before="160" w:after="80" w:lineRule="auto" w:line="276"/>
+        <w:jc w:val="left"/>
+      </w:pPr>
+      <w:r>
+        <w:rPr>
+          <w:rFonts w:ascii="TH Sarabun New" w:hAnsi="TH Sarabun New" w:cs="TH Sarabun New" w:eastAsia="TH Sarabun New"/>
+          <w:rFonts w:ascii="TH Sarabun New" w:hAnsi="TH Sarabun New"/>
+          <w:b/>
+          <w:i w:val="0"/>
+          <w:sz w:val="36"/>
+        </w:rPr>
+        <w:t>6.5 GameStateTest</w:t>
+      </w:r>
+    </w:p>
+    <w:p>
+      <w:pPr>
+        <w:spacing w:before="0" w:after="80" w:lineRule="auto" w:line="276"/>
+        <w:jc w:val="left"/>
+      </w:pPr>
+      <w:r>
+        <w:rPr>
+          <w:rFonts w:ascii="TH Sarabun New" w:hAnsi="TH Sarabun New" w:cs="TH Sarabun New" w:eastAsia="TH Sarabun New"/>
+          <w:rFonts w:ascii="TH Sarabun New" w:hAnsi="TH Sarabun New"/>
+          <w:b w:val="0"/>
+          <w:i w:val="0"/>
+          <w:sz w:val="32"/>
+        </w:rPr>
+        <w:t>ทดสอบ Enum GameState ที่ใช้ควบคุม State Machine ของเกม:</w:t>
+      </w:r>
+    </w:p>
+    <w:p>
+      <w:pPr>
+        <w:pStyle w:val="ListBullet"/>
+        <w:spacing w:before="0" w:after="60"/>
+      </w:pPr>
+      <w:r>
+        <w:rPr>
+          <w:rFonts w:ascii="TH Sarabun New" w:hAnsi="TH Sarabun New" w:cs="TH Sarabun New" w:eastAsia="TH Sarabun New"/>
+          <w:rFonts w:ascii="TH Sarabun New" w:hAnsi="TH Sarabun New"/>
+          <w:b w:val="0"/>
+          <w:i w:val="0"/>
+          <w:sz w:val="32"/>
+        </w:rPr>
+        <w:t>allRequiredStatesArePresent — ตรวจสอบว่ามี State ที่จำเป็น เช่น PLAYING, PAUSED, MAIN_MENU, DEATH ครบ</w:t>
+      </w:r>
+    </w:p>
+    <w:p>
+      <w:pPr>
+        <w:pStyle w:val="ListBullet"/>
+        <w:spacing w:before="0" w:after="60"/>
+      </w:pPr>
+      <w:r>
+        <w:rPr>
+          <w:rFonts w:ascii="TH Sarabun New" w:hAnsi="TH Sarabun New" w:cs="TH Sarabun New" w:eastAsia="TH Sarabun New"/>
+          <w:rFonts w:ascii="TH Sarabun New" w:hAnsi="TH Sarabun New"/>
+          <w:b w:val="0"/>
+          <w:i w:val="0"/>
+          <w:sz w:val="32"/>
+        </w:rPr>
+        <w:t>valuesAreUnique — ทุก State มี ordinal ไม่ซ้ำกัน</w:t>
+      </w:r>
+    </w:p>
+    <w:p>
+      <w:pPr>
+        <w:pStyle w:val="ListBullet"/>
+        <w:spacing w:before="0" w:after="60"/>
+      </w:pPr>
+      <w:r>
+        <w:rPr>
+          <w:rFonts w:ascii="TH Sarabun New" w:hAnsi="TH Sarabun New" w:cs="TH Sarabun New" w:eastAsia="TH Sarabun New"/>
+          <w:rFonts w:ascii="TH Sarabun New" w:hAnsi="TH Sarabun New"/>
+          <w:b w:val="0"/>
+          <w:i w:val="0"/>
+          <w:sz w:val="32"/>
+        </w:rPr>
+        <w:t>enumHasReasonableSize — มีอย่างน้อย 10 State (ครอบคลุมทุกโหมดของเกม)</w:t>
+      </w:r>
+    </w:p>
+    <w:p>
+      <w:pPr>
+        <w:pStyle w:val="Heading2"/>
+        <w:spacing w:before="160" w:after="80" w:lineRule="auto" w:line="276"/>
+        <w:jc w:val="left"/>
+      </w:pPr>
+      <w:r>
+        <w:rPr>
+          <w:rFonts w:ascii="TH Sarabun New" w:hAnsi="TH Sarabun New" w:cs="TH Sarabun New" w:eastAsia="TH Sarabun New"/>
+          <w:rFonts w:ascii="TH Sarabun New" w:hAnsi="TH Sarabun New"/>
+          <w:b/>
+          <w:i w:val="0"/>
+          <w:sz w:val="36"/>
+        </w:rPr>
+        <w:t>6.6 CharacterTest</w:t>
       </w:r>
     </w:p>
     <w:p>
@@ -4161,7 +4798,7 @@
           <w:i w:val="0"/>
           <w:sz w:val="32"/>
         </w:rPr>
-        <w:t>receiveDamage() — ตรวจสอบว่า HP ลดลงถูกต้องเมื่อรับดาเมจ</w:t>
+        <w:t>testInitialState — ตรวจสอบค่าเริ่มต้นของตัวละคร เช่น HP, Speed</w:t>
       </w:r>
     </w:p>
     <w:p>
@@ -4177,7 +4814,7 @@
           <w:i w:val="0"/>
           <w:sz w:val="32"/>
         </w:rPr>
-        <w:t>heal() — ตรวจสอบว่า HP ฟื้นฟูได้ถูกต้องและไม่เกิน maxHP</w:t>
+        <w:t>testReceiveDamage — ตรวจสอบว่า HP ลดลงถูกต้องเมื่อรับดาเมจ</w:t>
       </w:r>
     </w:p>
     <w:p>
@@ -4193,7 +4830,7 @@
           <w:i w:val="0"/>
           <w:sz w:val="32"/>
         </w:rPr>
-        <w:t>isDead() — ตรวจสอบว่าตัวละครตายเมื่อ HP ≤ 0</w:t>
+        <w:t>testHeal — ตรวจสอบว่า HP ฟื้นฟูได้ถูกต้องและไม่เกิน maxHP</w:t>
       </w:r>
     </w:p>
     <w:p>
@@ -4209,7 +4846,7 @@
           <w:i w:val="0"/>
           <w:sz w:val="32"/>
         </w:rPr>
-        <w:t>I-frame — ตรวจสอบว่าตัวละครไม่รับดาเมจซ้ำในช่วง I-frame (0.2 วินาที)</w:t>
+        <w:t>testIsDead — ตรวจสอบว่าตัวละครตายเมื่อ HP ≤ 0</w:t>
       </w:r>
     </w:p>
     <w:p>
@@ -4226,7 +4863,7 @@
           <w:i w:val="0"/>
           <w:sz w:val="36"/>
         </w:rPr>
-        <w:t>6.2 EnemyTest</w:t>
+        <w:t>6.7 EnemyTest</w:t>
       </w:r>
     </w:p>
     <w:p>
@@ -4258,7 +4895,7 @@
           <w:i w:val="0"/>
           <w:sz w:val="32"/>
         </w:rPr>
-        <w:t>receiveDamage() — ตรวจสอบว่า HP ศัตรูลดลงถูกต้อง</w:t>
+        <w:t>testInitialState — ตรวจสอบค่าเริ่มต้นของศัตรู</w:t>
       </w:r>
     </w:p>
     <w:p>
@@ -4274,7 +4911,23 @@
           <w:i w:val="0"/>
           <w:sz w:val="32"/>
         </w:rPr>
-        <w:t>การคำนวณทิศทางเคลื่อนที่ — ตรวจสอบว่าศัตรูเคลื่อนที่เข้าหาผู้เล่นถูกทิศ</w:t>
+        <w:t>testTakeDamage — ตรวจสอบว่า HP ศัตรูลดลงถูกต้อง</w:t>
+      </w:r>
+    </w:p>
+    <w:p>
+      <w:pPr>
+        <w:pStyle w:val="ListBullet"/>
+        <w:spacing w:before="0" w:after="60"/>
+      </w:pPr>
+      <w:r>
+        <w:rPr>
+          <w:rFonts w:ascii="TH Sarabun New" w:hAnsi="TH Sarabun New" w:cs="TH Sarabun New" w:eastAsia="TH Sarabun New"/>
+          <w:rFonts w:ascii="TH Sarabun New" w:hAnsi="TH Sarabun New"/>
+          <w:b w:val="0"/>
+          <w:i w:val="0"/>
+          <w:sz w:val="32"/>
+        </w:rPr>
+        <w:t>testMovementDirection — ตรวจสอบว่าศัตรูเคลื่อนที่เข้าหาผู้เล่นถูกทิศ</w:t>
       </w:r>
     </w:p>
     <w:p>
@@ -4291,7 +4944,7 @@
           <w:i w:val="0"/>
           <w:sz w:val="36"/>
         </w:rPr>
-        <w:t>6.3 ChestTest</w:t>
+        <w:t>6.8 ChestTest</w:t>
       </w:r>
     </w:p>
     <w:p>
@@ -4307,7 +4960,23 @@
           <w:i w:val="0"/>
           <w:sz w:val="32"/>
         </w:rPr>
-        <w:t>ทดสอบการสร้าง Chest Object ว่า Initialize ถูกต้อง</w:t>
+        <w:t>ทดสอบการสร้าง Chest Object:</w:t>
+      </w:r>
+    </w:p>
+    <w:p>
+      <w:pPr>
+        <w:pStyle w:val="ListBullet"/>
+        <w:spacing w:before="0" w:after="60"/>
+      </w:pPr>
+      <w:r>
+        <w:rPr>
+          <w:rFonts w:ascii="TH Sarabun New" w:hAnsi="TH Sarabun New" w:cs="TH Sarabun New" w:eastAsia="TH Sarabun New"/>
+          <w:rFonts w:ascii="TH Sarabun New" w:hAnsi="TH Sarabun New"/>
+          <w:b w:val="0"/>
+          <w:i w:val="0"/>
+          <w:sz w:val="32"/>
+        </w:rPr>
+        <w:t>testChestCreation — ตรวจสอบว่า Chest Initialize ถูกต้อง</w:t>
       </w:r>
     </w:p>
     <w:p>
@@ -4324,7 +4993,7 @@
           <w:i w:val="0"/>
           <w:sz w:val="36"/>
         </w:rPr>
-        <w:t>6.4 ExpOrbTest</w:t>
+        <w:t>6.9 ExpOrbTest</w:t>
       </w:r>
     </w:p>
     <w:p>
@@ -4340,7 +5009,23 @@
           <w:i w:val="0"/>
           <w:sz w:val="32"/>
         </w:rPr>
-        <w:t>ทดสอบการสร้าง ExpOrb Object ว่า Initialize ถูกต้อง รวมถึงค่า XP Amount</w:t>
+        <w:t>ทดสอบการสร้าง ExpOrb Object:</w:t>
+      </w:r>
+    </w:p>
+    <w:p>
+      <w:pPr>
+        <w:pStyle w:val="ListBullet"/>
+        <w:spacing w:before="0" w:after="60"/>
+      </w:pPr>
+      <w:r>
+        <w:rPr>
+          <w:rFonts w:ascii="TH Sarabun New" w:hAnsi="TH Sarabun New" w:cs="TH Sarabun New" w:eastAsia="TH Sarabun New"/>
+          <w:rFonts w:ascii="TH Sarabun New" w:hAnsi="TH Sarabun New"/>
+          <w:b w:val="0"/>
+          <w:i w:val="0"/>
+          <w:sz w:val="32"/>
+        </w:rPr>
+        <w:t>testInitialState — ตรวจสอบค่า XP Amount และ State เริ่มต้น</w:t>
       </w:r>
     </w:p>
     <w:p>
@@ -4357,7 +5042,7 @@
           <w:i w:val="0"/>
           <w:sz w:val="36"/>
         </w:rPr>
-        <w:t>6.5 InputManagerTest</w:t>
+        <w:t>6.10 InputManagerTest</w:t>
       </w:r>
     </w:p>
     <w:p>
@@ -4389,7 +5074,7 @@
           <w:i w:val="0"/>
           <w:sz w:val="32"/>
         </w:rPr>
-        <w:t>isKeyPressed() — ตรวจสอบว่าคีย์ที่กดถูกตรวจพบ</w:t>
+        <w:t>testAddAndRemoveKey — ตรวจสอบว่า addKey/removeKey ทำงานถูกต้อง</w:t>
       </w:r>
     </w:p>
     <w:p>
@@ -4405,7 +5090,7 @@
           <w:i w:val="0"/>
           <w:sz w:val="32"/>
         </w:rPr>
-        <w:t>isKeyReleased() — ตรวจสอบว่าเมื่อปล่อยคีย์แล้วไม่ถูกนับว่ากดอยู่</w:t>
+        <w:t>testMultipleKeys — ตรวจสอบการกดหลายปุ่มพร้อมกัน</w:t>
       </w:r>
     </w:p>
     <w:p>
@@ -4555,26 +5240,33 @@
         <w:tblLook w:firstColumn="1" w:firstRow="1" w:lastColumn="0" w:lastRow="0" w:noHBand="0" w:noVBand="1" w:val="04A0"/>
       </w:tblPr>
       <w:tblGrid>
-        <w:gridCol w:w="3033"/>
-        <w:gridCol w:w="3033"/>
-        <w:gridCol w:w="3033"/>
+        <w:gridCol w:w="2275"/>
+        <w:gridCol w:w="2275"/>
+        <w:gridCol w:w="2275"/>
+        <w:gridCol w:w="2275"/>
       </w:tblGrid>
       <w:tr>
         <w:tc>
           <w:tcPr>
-            <w:tcW w:type="dxa" w:w="3033"/>
+            <w:tcW w:type="dxa" w:w="2275"/>
           </w:tcPr>
           <w:p/>
         </w:tc>
         <w:tc>
           <w:tcPr>
-            <w:tcW w:type="dxa" w:w="3033"/>
+            <w:tcW w:type="dxa" w:w="2275"/>
           </w:tcPr>
           <w:p/>
         </w:tc>
         <w:tc>
           <w:tcPr>
-            <w:tcW w:type="dxa" w:w="3033"/>
+            <w:tcW w:type="dxa" w:w="2275"/>
+          </w:tcPr>
+          <w:p/>
+        </w:tc>
+        <w:tc>
+          <w:tcPr>
+            <w:tcW w:type="dxa" w:w="2275"/>
           </w:tcPr>
           <w:p/>
         </w:tc>
@@ -4582,7 +5274,7 @@
       <w:tr>
         <w:tc>
           <w:tcPr>
-            <w:tcW w:type="dxa" w:w="3033"/>
+            <w:tcW w:type="dxa" w:w="2275"/>
             <w:shd w:val="clear" w:color="auto" w:fill="FFD966"/>
           </w:tcPr>
           <w:p>
@@ -4601,7 +5293,7 @@
         </w:tc>
         <w:tc>
           <w:tcPr>
-            <w:tcW w:type="dxa" w:w="3033"/>
+            <w:tcW w:type="dxa" w:w="2275"/>
             <w:shd w:val="clear" w:color="auto" w:fill="FFD966"/>
           </w:tcPr>
           <w:p>
@@ -4620,7 +5312,7 @@
         </w:tc>
         <w:tc>
           <w:tcPr>
-            <w:tcW w:type="dxa" w:w="3033"/>
+            <w:tcW w:type="dxa" w:w="2275"/>
             <w:shd w:val="clear" w:color="auto" w:fill="FFD966"/>
           </w:tcPr>
           <w:p>
@@ -4637,11 +5329,30 @@
             </w:r>
           </w:p>
         </w:tc>
+        <w:tc>
+          <w:tcPr>
+            <w:tcW w:type="dxa" w:w="2275"/>
+            <w:shd w:val="clear" w:color="auto" w:fill="FFD966"/>
+          </w:tcPr>
+          <w:p>
+            <w:r/>
+            <w:r>
+              <w:rPr>
+                <w:rFonts w:ascii="TH Sarabun New" w:hAnsi="TH Sarabun New" w:cs="TH Sarabun New" w:eastAsia="TH Sarabun New"/>
+                <w:rFonts w:ascii="TH Sarabun New" w:hAnsi="TH Sarabun New"/>
+                <w:b/>
+                <w:i w:val="0"/>
+                <w:sz w:val="28"/>
+              </w:rPr>
+              <w:t>สถานะ</w:t>
+            </w:r>
+          </w:p>
+        </w:tc>
       </w:tr>
       <w:tr>
         <w:tc>
           <w:tcPr>
-            <w:tcW w:type="dxa" w:w="3033"/>
+            <w:tcW w:type="dxa" w:w="2275"/>
           </w:tcPr>
           <w:p>
             <w:r/>
@@ -4659,7 +5370,7 @@
         </w:tc>
         <w:tc>
           <w:tcPr>
-            <w:tcW w:type="dxa" w:w="3033"/>
+            <w:tcW w:type="dxa" w:w="2275"/>
           </w:tcPr>
           <w:p>
             <w:r/>
@@ -4677,7 +5388,7 @@
         </w:tc>
         <w:tc>
           <w:tcPr>
-            <w:tcW w:type="dxa" w:w="3033"/>
+            <w:tcW w:type="dxa" w:w="2275"/>
           </w:tcPr>
           <w:p>
             <w:r/>
@@ -4689,7 +5400,26 @@
                 <w:i w:val="0"/>
                 <w:sz w:val="26"/>
               </w:rPr>
-              <w:t>SoundManager.playSFX() ใช้ new File(path) ซึ่งไม่รองรับ Resource ภายใน JAR ทำให้เอฟเฟกต์เสียงไม่ทำงานเมื่อรันจาก JAR File</w:t>
+              <w:t>SoundManager.playSFX() ใช้ new File(path) ซึ่งไม่รองรับ Resource ภายใน JAR ทำให้เอฟเฟกต์เสียงไม่ทำงานเมื่อรันจาก JAR File แก้ไขโดยเปลี่ยนเป็น getClass().getResource(path).toExternalForm()</w:t>
+            </w:r>
+          </w:p>
+        </w:tc>
+        <w:tc>
+          <w:tcPr>
+            <w:tcW w:type="dxa" w:w="2275"/>
+            <w:shd w:val="clear" w:color="auto" w:fill="C6EFCE"/>
+          </w:tcPr>
+          <w:p>
+            <w:r/>
+            <w:r>
+              <w:rPr>
+                <w:rFonts w:ascii="TH Sarabun New" w:hAnsi="TH Sarabun New" w:cs="TH Sarabun New" w:eastAsia="TH Sarabun New"/>
+                <w:rFonts w:ascii="TH Sarabun New" w:hAnsi="TH Sarabun New"/>
+                <w:b w:val="0"/>
+                <w:i w:val="0"/>
+                <w:sz w:val="26"/>
+              </w:rPr>
+              <w:t>แก้ไขแล้ว</w:t>
             </w:r>
           </w:p>
         </w:tc>
@@ -4697,7 +5427,7 @@
       <w:tr>
         <w:tc>
           <w:tcPr>
-            <w:tcW w:type="dxa" w:w="3033"/>
+            <w:tcW w:type="dxa" w:w="2275"/>
           </w:tcPr>
           <w:p>
             <w:r/>
@@ -4715,7 +5445,7 @@
         </w:tc>
         <w:tc>
           <w:tcPr>
-            <w:tcW w:type="dxa" w:w="3033"/>
+            <w:tcW w:type="dxa" w:w="2275"/>
           </w:tcPr>
           <w:p>
             <w:r/>
@@ -4733,7 +5463,7 @@
         </w:tc>
         <w:tc>
           <w:tcPr>
-            <w:tcW w:type="dxa" w:w="3033"/>
+            <w:tcW w:type="dxa" w:w="2275"/>
           </w:tcPr>
           <w:p>
             <w:r/>
@@ -4745,7 +5475,26 @@
                 <w:i w:val="0"/>
                 <w:sz w:val="26"/>
               </w:rPr>
-              <w:t>ไม่มี Visual Cooldown Bar แสดงสถานะ Cooldown ของอาวุธใน HUD WeaponSlot แสดงเพียง Level Number เท่านั้น</w:t>
+              <w:t>ไม่มี Visual Cooldown Bar แสดงสถานะ Cooldown ของอาวุธใน HUD WeaponSlot แสดงเพียง Level Number เท่านั้น แก้ไขโดยเพิ่ม getCooldownProgress() ใน Weapon และ Rectangle Overlay ใน WeaponSlot</w:t>
+            </w:r>
+          </w:p>
+        </w:tc>
+        <w:tc>
+          <w:tcPr>
+            <w:tcW w:type="dxa" w:w="2275"/>
+            <w:shd w:val="clear" w:color="auto" w:fill="C6EFCE"/>
+          </w:tcPr>
+          <w:p>
+            <w:r/>
+            <w:r>
+              <w:rPr>
+                <w:rFonts w:ascii="TH Sarabun New" w:hAnsi="TH Sarabun New" w:cs="TH Sarabun New" w:eastAsia="TH Sarabun New"/>
+                <w:rFonts w:ascii="TH Sarabun New" w:hAnsi="TH Sarabun New"/>
+                <w:b w:val="0"/>
+                <w:i w:val="0"/>
+                <w:sz w:val="26"/>
+              </w:rPr>
+              <w:t>แก้ไขแล้ว</w:t>
             </w:r>
           </w:p>
         </w:tc>
@@ -4753,7 +5502,7 @@
       <w:tr>
         <w:tc>
           <w:tcPr>
-            <w:tcW w:type="dxa" w:w="3033"/>
+            <w:tcW w:type="dxa" w:w="2275"/>
           </w:tcPr>
           <w:p>
             <w:r/>
@@ -4771,7 +5520,7 @@
         </w:tc>
         <w:tc>
           <w:tcPr>
-            <w:tcW w:type="dxa" w:w="3033"/>
+            <w:tcW w:type="dxa" w:w="2275"/>
           </w:tcPr>
           <w:p>
             <w:r/>
@@ -4789,7 +5538,7 @@
         </w:tc>
         <w:tc>
           <w:tcPr>
-            <w:tcW w:type="dxa" w:w="3033"/>
+            <w:tcW w:type="dxa" w:w="2275"/>
           </w:tcPr>
           <w:p>
             <w:r/>
@@ -4805,11 +5554,30 @@
             </w:r>
           </w:p>
         </w:tc>
+        <w:tc>
+          <w:tcPr>
+            <w:tcW w:type="dxa" w:w="2275"/>
+            <w:shd w:val="clear" w:color="auto" w:fill="FFEB9C"/>
+          </w:tcPr>
+          <w:p>
+            <w:r/>
+            <w:r>
+              <w:rPr>
+                <w:rFonts w:ascii="TH Sarabun New" w:hAnsi="TH Sarabun New" w:cs="TH Sarabun New" w:eastAsia="TH Sarabun New"/>
+                <w:rFonts w:ascii="TH Sarabun New" w:hAnsi="TH Sarabun New"/>
+                <w:b w:val="0"/>
+                <w:i w:val="0"/>
+                <w:sz w:val="26"/>
+              </w:rPr>
+              <w:t>ยังไม่แก้ไข</w:t>
+            </w:r>
+          </w:p>
+        </w:tc>
       </w:tr>
       <w:tr>
         <w:tc>
           <w:tcPr>
-            <w:tcW w:type="dxa" w:w="3033"/>
+            <w:tcW w:type="dxa" w:w="2275"/>
           </w:tcPr>
           <w:p>
             <w:r/>
@@ -4827,7 +5595,7 @@
         </w:tc>
         <w:tc>
           <w:tcPr>
-            <w:tcW w:type="dxa" w:w="3033"/>
+            <w:tcW w:type="dxa" w:w="2275"/>
           </w:tcPr>
           <w:p>
             <w:r/>
@@ -4845,7 +5613,7 @@
         </w:tc>
         <w:tc>
           <w:tcPr>
-            <w:tcW w:type="dxa" w:w="3033"/>
+            <w:tcW w:type="dxa" w:w="2275"/>
           </w:tcPr>
           <w:p>
             <w:r/>
@@ -4861,11 +5629,30 @@
             </w:r>
           </w:p>
         </w:tc>
+        <w:tc>
+          <w:tcPr>
+            <w:tcW w:type="dxa" w:w="2275"/>
+            <w:shd w:val="clear" w:color="auto" w:fill="FFEB9C"/>
+          </w:tcPr>
+          <w:p>
+            <w:r/>
+            <w:r>
+              <w:rPr>
+                <w:rFonts w:ascii="TH Sarabun New" w:hAnsi="TH Sarabun New" w:cs="TH Sarabun New" w:eastAsia="TH Sarabun New"/>
+                <w:rFonts w:ascii="TH Sarabun New" w:hAnsi="TH Sarabun New"/>
+                <w:b w:val="0"/>
+                <w:i w:val="0"/>
+                <w:sz w:val="26"/>
+              </w:rPr>
+              <w:t>ยังไม่แก้ไข</w:t>
+            </w:r>
+          </w:p>
+        </w:tc>
       </w:tr>
       <w:tr>
         <w:tc>
           <w:tcPr>
-            <w:tcW w:type="dxa" w:w="3033"/>
+            <w:tcW w:type="dxa" w:w="2275"/>
           </w:tcPr>
           <w:p>
             <w:r/>
@@ -4883,7 +5670,7 @@
         </w:tc>
         <w:tc>
           <w:tcPr>
-            <w:tcW w:type="dxa" w:w="3033"/>
+            <w:tcW w:type="dxa" w:w="2275"/>
           </w:tcPr>
           <w:p>
             <w:r/>
@@ -4895,13 +5682,13 @@
                 <w:i w:val="0"/>
                 <w:sz w:val="26"/>
               </w:rPr>
-              <w:t>JAR Packaging</w:t>
+              <w:t>Map</w:t>
             </w:r>
           </w:p>
         </w:tc>
         <w:tc>
           <w:tcPr>
-            <w:tcW w:type="dxa" w:w="3033"/>
+            <w:tcW w:type="dxa" w:w="2275"/>
           </w:tcPr>
           <w:p>
             <w:r/>
@@ -4913,7 +5700,26 @@
                 <w:i w:val="0"/>
                 <w:sz w:val="26"/>
               </w:rPr>
-              <w:t>ปัญหา SFX Path ทำให้เสียงผลกระทบไม่ทำงานในเวอร์ชัน JAR ควรใช้ getClass().getResourceAsStream() แทน new File()</w:t>
+              <w:t>มีแผนที่เพียง 1 แผ่น (map1.txt) ที่เป็นสนามเล่นสี่เหลี่ยมธรรมดา ยังไม่มีความหลากหลายของ Biome หรือ Layout</w:t>
+            </w:r>
+          </w:p>
+        </w:tc>
+        <w:tc>
+          <w:tcPr>
+            <w:tcW w:type="dxa" w:w="2275"/>
+            <w:shd w:val="clear" w:color="auto" w:fill="FFEB9C"/>
+          </w:tcPr>
+          <w:p>
+            <w:r/>
+            <w:r>
+              <w:rPr>
+                <w:rFonts w:ascii="TH Sarabun New" w:hAnsi="TH Sarabun New" w:cs="TH Sarabun New" w:eastAsia="TH Sarabun New"/>
+                <w:rFonts w:ascii="TH Sarabun New" w:hAnsi="TH Sarabun New"/>
+                <w:b w:val="0"/>
+                <w:i w:val="0"/>
+                <w:sz w:val="26"/>
+              </w:rPr>
+              <w:t>ยังไม่แก้ไข</w:t>
             </w:r>
           </w:p>
         </w:tc>
@@ -4921,7 +5727,7 @@
       <w:tr>
         <w:tc>
           <w:tcPr>
-            <w:tcW w:type="dxa" w:w="3033"/>
+            <w:tcW w:type="dxa" w:w="2275"/>
           </w:tcPr>
           <w:p>
             <w:r/>
@@ -4939,7 +5745,7 @@
         </w:tc>
         <w:tc>
           <w:tcPr>
-            <w:tcW w:type="dxa" w:w="3033"/>
+            <w:tcW w:type="dxa" w:w="2275"/>
           </w:tcPr>
           <w:p>
             <w:r/>
@@ -4951,13 +5757,13 @@
                 <w:i w:val="0"/>
                 <w:sz w:val="26"/>
               </w:rPr>
-              <w:t>Map</w:t>
+              <w:t>NullPointerException</w:t>
             </w:r>
           </w:p>
         </w:tc>
         <w:tc>
           <w:tcPr>
-            <w:tcW w:type="dxa" w:w="3033"/>
+            <w:tcW w:type="dxa" w:w="2275"/>
           </w:tcPr>
           <w:p>
             <w:r/>
@@ -4969,7 +5775,26 @@
                 <w:i w:val="0"/>
                 <w:sz w:val="26"/>
               </w:rPr>
-              <w:t>มีแผนที่เพียง 1 แผ่น (map1.txt) ที่เป็นสนามเล่นสี่เหลี่ยมธรรมดา ยังไม่มีความหลากหลายของ Biome หรือ Layout</w:t>
+              <w:t>getClosestTarget() ใน GameManager อาจ Return null เมื่อไม่มีศัตรู แต่อาวุธ Blue และ Red ไม่มีการตรวจสอบ null ก่อนใช้งาน อาจ Crash ได้ แก้ไขโดยเพิ่ม null check ก่อนเข้าถึงข้อมูลของ closestTarget</w:t>
+            </w:r>
+          </w:p>
+        </w:tc>
+        <w:tc>
+          <w:tcPr>
+            <w:tcW w:type="dxa" w:w="2275"/>
+            <w:shd w:val="clear" w:color="auto" w:fill="C6EFCE"/>
+          </w:tcPr>
+          <w:p>
+            <w:r/>
+            <w:r>
+              <w:rPr>
+                <w:rFonts w:ascii="TH Sarabun New" w:hAnsi="TH Sarabun New" w:cs="TH Sarabun New" w:eastAsia="TH Sarabun New"/>
+                <w:rFonts w:ascii="TH Sarabun New" w:hAnsi="TH Sarabun New"/>
+                <w:b w:val="0"/>
+                <w:i w:val="0"/>
+                <w:sz w:val="26"/>
+              </w:rPr>
+              <w:t>แก้ไขแล้ว</w:t>
             </w:r>
           </w:p>
         </w:tc>
@@ -4977,7 +5802,7 @@
       <w:tr>
         <w:tc>
           <w:tcPr>
-            <w:tcW w:type="dxa" w:w="3033"/>
+            <w:tcW w:type="dxa" w:w="2275"/>
           </w:tcPr>
           <w:p>
             <w:r/>
@@ -4995,7 +5820,7 @@
         </w:tc>
         <w:tc>
           <w:tcPr>
-            <w:tcW w:type="dxa" w:w="3033"/>
+            <w:tcW w:type="dxa" w:w="2275"/>
           </w:tcPr>
           <w:p>
             <w:r/>
@@ -5007,13 +5832,13 @@
                 <w:i w:val="0"/>
                 <w:sz w:val="26"/>
               </w:rPr>
-              <w:t>NullPointerException</w:t>
+              <w:t>SixEye Accessory</w:t>
             </w:r>
           </w:p>
         </w:tc>
         <w:tc>
           <w:tcPr>
-            <w:tcW w:type="dxa" w:w="3033"/>
+            <w:tcW w:type="dxa" w:w="2275"/>
           </w:tcPr>
           <w:p>
             <w:r/>
@@ -5025,7 +5850,26 @@
                 <w:i w:val="0"/>
                 <w:sz w:val="26"/>
               </w:rPr>
-              <w:t>getClosestTarget() ใน GameManager อาจ Return null เมื่อไม่มีศัตรู แต่อาวุธ Blue และ Red ไม่มีการตรวจสอบ null ก่อนใช้งาน อาจ Crash ได้</w:t>
+              <w:t>procEffect() ใช้ break แทน continue เมื่อพบ weaponList slot ที่เป็น null ทำให้หยุดตรวจสอบ Slot ที่เหลือ อาวุธใน Slot ถัด ๆ ไปจะไม่ได้รับ Size Buff แก้ไขโดยเปลี่ยน break เป็น continue</w:t>
+            </w:r>
+          </w:p>
+        </w:tc>
+        <w:tc>
+          <w:tcPr>
+            <w:tcW w:type="dxa" w:w="2275"/>
+            <w:shd w:val="clear" w:color="auto" w:fill="C6EFCE"/>
+          </w:tcPr>
+          <w:p>
+            <w:r/>
+            <w:r>
+              <w:rPr>
+                <w:rFonts w:ascii="TH Sarabun New" w:hAnsi="TH Sarabun New" w:cs="TH Sarabun New" w:eastAsia="TH Sarabun New"/>
+                <w:rFonts w:ascii="TH Sarabun New" w:hAnsi="TH Sarabun New"/>
+                <w:b w:val="0"/>
+                <w:i w:val="0"/>
+                <w:sz w:val="26"/>
+              </w:rPr>
+              <w:t>แก้ไขแล้ว</w:t>
             </w:r>
           </w:p>
         </w:tc>
@@ -5033,7 +5877,7 @@
       <w:tr>
         <w:tc>
           <w:tcPr>
-            <w:tcW w:type="dxa" w:w="3033"/>
+            <w:tcW w:type="dxa" w:w="2275"/>
           </w:tcPr>
           <w:p>
             <w:r/>
@@ -5051,7 +5895,7 @@
         </w:tc>
         <w:tc>
           <w:tcPr>
-            <w:tcW w:type="dxa" w:w="3033"/>
+            <w:tcW w:type="dxa" w:w="2275"/>
           </w:tcPr>
           <w:p>
             <w:r/>
@@ -5063,13 +5907,13 @@
                 <w:i w:val="0"/>
                 <w:sz w:val="26"/>
               </w:rPr>
-              <w:t>SixEye Accessory</w:t>
+              <w:t>Bible Weapon</w:t>
             </w:r>
           </w:p>
         </w:tc>
         <w:tc>
           <w:tcPr>
-            <w:tcW w:type="dxa" w:w="3033"/>
+            <w:tcW w:type="dxa" w:w="2275"/>
           </w:tcPr>
           <w:p>
             <w:r/>
@@ -5081,7 +5925,26 @@
                 <w:i w:val="0"/>
                 <w:sz w:val="26"/>
               </w:rPr>
-              <w:t>procEffect() ใช้ break แทน continue เมื่อพบ weaponList slot ที่เป็น null ทำให้หยุดตรวจสอบ Slot ที่เหลือ อาวุธใน Slot ถัด ๆ ไปจะไม่ได้รับ Size Buff</w:t>
+              <w:t>Class Bible มีอยู่ในโปรเจกต์แต่ยังไม่ได้ Implement พฤติกรรมการโจมตี (Placeholder) แก้ไขโดย Implement ระบบ Orbital Books ที่โคจรรอบผู้เล่นและดาเมจศัตรูที่โดน</w:t>
+            </w:r>
+          </w:p>
+        </w:tc>
+        <w:tc>
+          <w:tcPr>
+            <w:tcW w:type="dxa" w:w="2275"/>
+            <w:shd w:val="clear" w:color="auto" w:fill="C6EFCE"/>
+          </w:tcPr>
+          <w:p>
+            <w:r/>
+            <w:r>
+              <w:rPr>
+                <w:rFonts w:ascii="TH Sarabun New" w:hAnsi="TH Sarabun New" w:cs="TH Sarabun New" w:eastAsia="TH Sarabun New"/>
+                <w:rFonts w:ascii="TH Sarabun New" w:hAnsi="TH Sarabun New"/>
+                <w:b w:val="0"/>
+                <w:i w:val="0"/>
+                <w:sz w:val="26"/>
+              </w:rPr>
+              <w:t>แก้ไขแล้ว</w:t>
             </w:r>
           </w:p>
         </w:tc>
@@ -5089,7 +5952,7 @@
       <w:tr>
         <w:tc>
           <w:tcPr>
-            <w:tcW w:type="dxa" w:w="3033"/>
+            <w:tcW w:type="dxa" w:w="2275"/>
           </w:tcPr>
           <w:p>
             <w:r/>
@@ -5107,63 +5970,7 @@
         </w:tc>
         <w:tc>
           <w:tcPr>
-            <w:tcW w:type="dxa" w:w="3033"/>
-          </w:tcPr>
-          <w:p>
-            <w:r/>
-            <w:r>
-              <w:rPr>
-                <w:rFonts w:ascii="TH Sarabun New" w:hAnsi="TH Sarabun New" w:cs="TH Sarabun New" w:eastAsia="TH Sarabun New"/>
-                <w:rFonts w:ascii="TH Sarabun New" w:hAnsi="TH Sarabun New"/>
-                <w:b w:val="0"/>
-                <w:i w:val="0"/>
-                <w:sz w:val="26"/>
-              </w:rPr>
-              <w:t>Bible Weapon</w:t>
-            </w:r>
-          </w:p>
-        </w:tc>
-        <w:tc>
-          <w:tcPr>
-            <w:tcW w:type="dxa" w:w="3033"/>
-          </w:tcPr>
-          <w:p>
-            <w:r/>
-            <w:r>
-              <w:rPr>
-                <w:rFonts w:ascii="TH Sarabun New" w:hAnsi="TH Sarabun New" w:cs="TH Sarabun New" w:eastAsia="TH Sarabun New"/>
-                <w:rFonts w:ascii="TH Sarabun New" w:hAnsi="TH Sarabun New"/>
-                <w:b w:val="0"/>
-                <w:i w:val="0"/>
-                <w:sz w:val="26"/>
-              </w:rPr>
-              <w:t>Class Bible มีอยู่ในโปรเจกต์แต่ยังไม่ได้ Implement พฤติกรรมการโจมตี (Placeholder)</w:t>
-            </w:r>
-          </w:p>
-        </w:tc>
-      </w:tr>
-      <w:tr>
-        <w:tc>
-          <w:tcPr>
-            <w:tcW w:type="dxa" w:w="3033"/>
-          </w:tcPr>
-          <w:p>
-            <w:r/>
-            <w:r>
-              <w:rPr>
-                <w:rFonts w:ascii="TH Sarabun New" w:hAnsi="TH Sarabun New" w:cs="TH Sarabun New" w:eastAsia="TH Sarabun New"/>
-                <w:rFonts w:ascii="TH Sarabun New" w:hAnsi="TH Sarabun New"/>
-                <w:b w:val="0"/>
-                <w:i w:val="0"/>
-                <w:sz w:val="26"/>
-              </w:rPr>
-              <w:t>10</w:t>
-            </w:r>
-          </w:p>
-        </w:tc>
-        <w:tc>
-          <w:tcPr>
-            <w:tcW w:type="dxa" w:w="3033"/>
+            <w:tcW w:type="dxa" w:w="2275"/>
           </w:tcPr>
           <w:p>
             <w:r/>
@@ -5181,7 +5988,7 @@
         </w:tc>
         <w:tc>
           <w:tcPr>
-            <w:tcW w:type="dxa" w:w="3033"/>
+            <w:tcW w:type="dxa" w:w="2275"/>
           </w:tcPr>
           <w:p>
             <w:r/>
@@ -5193,7 +6000,26 @@
                 <w:i w:val="0"/>
                 <w:sz w:val="26"/>
               </w:rPr>
-              <w:t>Method startBGM(String songName) ไม่ได้ใช้ Parameter songName แต่เล่น Media ที่ loadMediaPlayer() โหลดไว้ล่าสุดเสมอ</w:t>
+              <w:t>Method startBGM(String songName) ไม่ได้ใช้ Parameter songName แต่เล่น Media ที่ loadMediaPlayer() โหลดไว้ล่าสุดเสมอ แก้ไขโดยให้ startBGM() เรียก loadMediaPlayer(songName) ก่อนเล่น</w:t>
+            </w:r>
+          </w:p>
+        </w:tc>
+        <w:tc>
+          <w:tcPr>
+            <w:tcW w:type="dxa" w:w="2275"/>
+            <w:shd w:val="clear" w:color="auto" w:fill="C6EFCE"/>
+          </w:tcPr>
+          <w:p>
+            <w:r/>
+            <w:r>
+              <w:rPr>
+                <w:rFonts w:ascii="TH Sarabun New" w:hAnsi="TH Sarabun New" w:cs="TH Sarabun New" w:eastAsia="TH Sarabun New"/>
+                <w:rFonts w:ascii="TH Sarabun New" w:hAnsi="TH Sarabun New"/>
+                <w:b w:val="0"/>
+                <w:i w:val="0"/>
+                <w:sz w:val="26"/>
+              </w:rPr>
+              <w:t>แก้ไขแล้ว</w:t>
             </w:r>
           </w:p>
         </w:tc>
@@ -5257,7 +6083,7 @@
           <w:i w:val="0"/>
           <w:sz w:val="32"/>
         </w:rPr>
-        <w:t>โปรแกรม Final Anime Survivor ได้พัฒนาเกมแนว Survivor ที่มีความซับซ้อนสูง ประกอบด้วยระบบอาวุธ 6 ชนิดพร้อม Evolved Form, Accessory 6 ชนิด, ระบบ Level Up, Chest, Backpack, Tile Map, Collision Detection และ VFX โครงสร้างโปรแกรมออกแบบตามหลัก OOP โดยใช้ Inheritance, Interface, Polymorphism และ Encapsulation อย่างครบถ้วนและสมเหตุสมผล</w:t>
+        <w:t>โปรแกรม Final Anime Survivor ได้พัฒนาเกมแนว Survivor ที่มีความซับซ้อนสูง ประกอบด้วยระบบอาวุธ 7 ชนิดพร้อม Evolved Form, Accessory 6 ชนิด, ระบบ Level Up, Chest, Backpack, Tile Map, Collision Detection และ VFX โครงสร้างโปรแกรมออกแบบตามหลัก OOP โดยใช้ Inheritance, Interface, Polymorphism และ Encapsulation อย่างครบถ้วนและสมเหตุสมผล</w:t>
       </w:r>
     </w:p>
     <w:p>
@@ -5290,7 +6116,7 @@
           <w:i w:val="0"/>
           <w:sz w:val="32"/>
         </w:rPr>
-        <w:t>แก้ไข SFX Path ให้รองรับ JAR Resource อย่างถูกต้อง</w:t>
+        <w:t>เพิ่ม Map หลายแบบและ Enemy หลากหลายกว่านี้ เพื่อเพิ่มความหลากหลายในการเล่น</w:t>
       </w:r>
     </w:p>
     <w:p>
@@ -5306,7 +6132,7 @@
           <w:i w:val="0"/>
           <w:sz w:val="32"/>
         </w:rPr>
-        <w:t>เพิ่ม Visual Cooldown Bar บน HUD สำหรับแต่ละอาวุธ</w:t>
+        <w:t>เพิ่มระบบ Save/Load Progress ให้ผู้เล่นสามารถเล่นต่อจากเดิมได้</w:t>
       </w:r>
     </w:p>
     <w:p>
@@ -5322,7 +6148,7 @@
           <w:i w:val="0"/>
           <w:sz w:val="32"/>
         </w:rPr>
-        <w:t>เพิ่ม Map หลายแบบและ Enemy หลากหลายกว่านี้</w:t>
+        <w:t>พัฒนา Achievement และ Collection System ให้สมบูรณ์ยิ่งขึ้น</w:t>
       </w:r>
     </w:p>
     <w:p>
@@ -5338,7 +6164,7 @@
           <w:i w:val="0"/>
           <w:sz w:val="32"/>
         </w:rPr>
-        <w:t>Implement Bible Weapon ให้ครบ</w:t>
+        <w:t>แก้ไข Shrine Sprite ให้แสดงภาพที่ถูกต้องและลบไฟล์ Duplicate ออก</w:t>
       </w:r>
     </w:p>
     <w:p>
@@ -5354,55 +6180,7 @@
           <w:i w:val="0"/>
           <w:sz w:val="32"/>
         </w:rPr>
-        <w:t>แก้ SixEye.procEffect() จาก break เป็น continue</w:t>
-      </w:r>
-    </w:p>
-    <w:p>
-      <w:pPr>
-        <w:pStyle w:val="ListBullet"/>
-        <w:spacing w:before="0" w:after="60"/>
-      </w:pPr>
-      <w:r>
-        <w:rPr>
-          <w:rFonts w:ascii="TH Sarabun New" w:hAnsi="TH Sarabun New" w:cs="TH Sarabun New" w:eastAsia="TH Sarabun New"/>
-          <w:rFonts w:ascii="TH Sarabun New" w:hAnsi="TH Sarabun New"/>
-          <w:b w:val="0"/>
-          <w:i w:val="0"/>
-          <w:sz w:val="32"/>
-        </w:rPr>
-        <w:t>เพิ่ม Null Check ในอาวุธ Blue และ Red</w:t>
-      </w:r>
-    </w:p>
-    <w:p>
-      <w:pPr>
-        <w:pStyle w:val="ListBullet"/>
-        <w:spacing w:before="0" w:after="60"/>
-      </w:pPr>
-      <w:r>
-        <w:rPr>
-          <w:rFonts w:ascii="TH Sarabun New" w:hAnsi="TH Sarabun New" w:cs="TH Sarabun New" w:eastAsia="TH Sarabun New"/>
-          <w:rFonts w:ascii="TH Sarabun New" w:hAnsi="TH Sarabun New"/>
-          <w:b w:val="0"/>
-          <w:i w:val="0"/>
-          <w:sz w:val="32"/>
-        </w:rPr>
-        <w:t>เพิ่มระบบ Save/Load Progress</w:t>
-      </w:r>
-    </w:p>
-    <w:p>
-      <w:pPr>
-        <w:pStyle w:val="ListBullet"/>
-        <w:spacing w:before="0" w:after="60"/>
-      </w:pPr>
-      <w:r>
-        <w:rPr>
-          <w:rFonts w:ascii="TH Sarabun New" w:hAnsi="TH Sarabun New" w:cs="TH Sarabun New" w:eastAsia="TH Sarabun New"/>
-          <w:rFonts w:ascii="TH Sarabun New" w:hAnsi="TH Sarabun New"/>
-          <w:b w:val="0"/>
-          <w:i w:val="0"/>
-          <w:sz w:val="32"/>
-        </w:rPr>
-        <w:t>เพิ่ม Achievement และ Collection System</w:t>
+        <w:t>ปรับเงื่อนไขการใช้ Soda ให้ใช้ได้แม้ HP เต็ม เพื่อความสะดวกของผู้เล่น</w:t>
       </w:r>
     </w:p>
     <w:p>

--- a/report.docx
+++ b/report.docx
@@ -976,7 +976,7 @@
           <w:i w:val="0"/>
           <w:sz w:val="32"/>
         </w:rPr>
-        <w:t>Settings — ตั้งค่าเสียงและการแสดงผล</w:t>
+        <w:t>Settings — ตั้งค่าเสียง BGM (เพลงพื้นหลัง) และ SFX (เสียงเอฟเฟกต์) แยกกัน</w:t>
       </w:r>
     </w:p>
     <w:p>
@@ -1545,7 +1545,7 @@
                 <w:i w:val="0"/>
                 <w:sz w:val="30"/>
               </w:rPr>
-              <w:t>หยุดชั่วคราว / แสดงกล่อง Quit</w:t>
+              <w:t>เปิดเมนูหยุดเกมชั่วคราว (Pause) / ออกจากหน้าเมนู</w:t>
             </w:r>
           </w:p>
         </w:tc>
@@ -2448,6 +2448,539 @@
         </w:rPr>
         <w:t>[ภาพ Screenshot กระเป๋าสัมภาระ]</w:t>
       </w:r>
+    </w:p>
+    <w:p>
+      <w:pPr>
+        <w:spacing w:before="120" w:after="60" w:lineRule="auto" w:line="276"/>
+        <w:jc w:val="left"/>
+      </w:pPr>
+      <w:r>
+        <w:rPr>
+          <w:rFonts w:ascii="TH Sarabun New" w:hAnsi="TH Sarabun New" w:cs="TH Sarabun New" w:eastAsia="TH Sarabun New"/>
+          <w:rFonts w:ascii="TH Sarabun New" w:hAnsi="TH Sarabun New"/>
+          <w:b/>
+          <w:i w:val="0"/>
+          <w:sz w:val="32"/>
+        </w:rPr>
+        <w:t>หน้าหยุดเกมชั่วคราว (Pause Screen)</w:t>
+      </w:r>
+    </w:p>
+    <w:p>
+      <w:pPr>
+        <w:spacing w:before="0" w:after="80" w:lineRule="auto" w:line="276"/>
+        <w:jc w:val="left"/>
+      </w:pPr>
+      <w:r>
+        <w:rPr>
+          <w:rFonts w:ascii="TH Sarabun New" w:hAnsi="TH Sarabun New" w:cs="TH Sarabun New" w:eastAsia="TH Sarabun New"/>
+          <w:rFonts w:ascii="TH Sarabun New" w:hAnsi="TH Sarabun New"/>
+          <w:b w:val="0"/>
+          <w:i w:val="0"/>
+          <w:sz w:val="32"/>
+        </w:rPr>
+        <w:t>กด ESC ระหว่างเกมเพื่อเปิด Pause Screen ซึ่งมีปุ่มดังนี้:</w:t>
+      </w:r>
+    </w:p>
+    <w:p>
+      <w:pPr>
+        <w:pStyle w:val="ListBullet"/>
+        <w:spacing w:before="0" w:after="60"/>
+      </w:pPr>
+      <w:r>
+        <w:rPr>
+          <w:rFonts w:ascii="TH Sarabun New" w:hAnsi="TH Sarabun New" w:cs="TH Sarabun New" w:eastAsia="TH Sarabun New"/>
+          <w:rFonts w:ascii="TH Sarabun New" w:hAnsi="TH Sarabun New"/>
+          <w:b w:val="0"/>
+          <w:i w:val="0"/>
+          <w:sz w:val="32"/>
+        </w:rPr>
+        <w:t>▶ Resume — กลับสู่การเล่นต่อ (หรือกด ESC อีกครั้ง)</w:t>
+      </w:r>
+    </w:p>
+    <w:p>
+      <w:pPr>
+        <w:pStyle w:val="ListBullet"/>
+        <w:spacing w:before="0" w:after="60"/>
+      </w:pPr>
+      <w:r>
+        <w:rPr>
+          <w:rFonts w:ascii="TH Sarabun New" w:hAnsi="TH Sarabun New" w:cs="TH Sarabun New" w:eastAsia="TH Sarabun New"/>
+          <w:rFonts w:ascii="TH Sarabun New" w:hAnsi="TH Sarabun New"/>
+          <w:b w:val="0"/>
+          <w:i w:val="0"/>
+          <w:sz w:val="32"/>
+        </w:rPr>
+        <w:t>⚙ Settings — เปิดหน้าตั้งค่าเสียง BGM/SFX ได้แม้อยู่ในเกม</w:t>
+      </w:r>
+    </w:p>
+    <w:p>
+      <w:pPr>
+        <w:pStyle w:val="ListBullet"/>
+        <w:spacing w:before="0" w:after="60"/>
+      </w:pPr>
+      <w:r>
+        <w:rPr>
+          <w:rFonts w:ascii="TH Sarabun New" w:hAnsi="TH Sarabun New" w:cs="TH Sarabun New" w:eastAsia="TH Sarabun New"/>
+          <w:rFonts w:ascii="TH Sarabun New" w:hAnsi="TH Sarabun New"/>
+          <w:b w:val="0"/>
+          <w:i w:val="0"/>
+          <w:sz w:val="32"/>
+        </w:rPr>
+        <w:t>⏹ Main Menu — ออกจากเกมและกลับสู่หน้าหลัก (เพลงจะหยุด)</w:t>
+      </w:r>
+    </w:p>
+    <w:p>
+      <w:pPr>
+        <w:spacing w:before="120" w:after="40"/>
+        <w:jc w:val="center"/>
+        <w:shd w:val="clear" w:color="auto" w:fill="D9D9D9"/>
+      </w:pPr>
+      <w:r>
+        <w:rPr>
+          <w:rFonts w:ascii="TH Sarabun New" w:hAnsi="TH Sarabun New" w:cs="TH Sarabun New" w:eastAsia="TH Sarabun New"/>
+          <w:rFonts w:ascii="TH Sarabun New" w:hAnsi="TH Sarabun New"/>
+          <w:b w:val="0"/>
+          <w:i/>
+          <w:color w:val="505050"/>
+          <w:sz w:val="28"/>
+        </w:rPr>
+        <w:br/>
+        <w:br/>
+        <w:br/>
+        <w:t>[ภาพ Screenshot Pause Screen]</w:t>
+        <w:br/>
+        <w:br/>
+        <w:br/>
+      </w:r>
+    </w:p>
+    <w:p>
+      <w:pPr>
+        <w:spacing w:before="0" w:after="120" w:lineRule="auto" w:line="276"/>
+        <w:jc w:val="center"/>
+      </w:pPr>
+      <w:r>
+        <w:rPr>
+          <w:rFonts w:ascii="TH Sarabun New" w:hAnsi="TH Sarabun New" w:cs="TH Sarabun New" w:eastAsia="TH Sarabun New"/>
+          <w:rFonts w:ascii="TH Sarabun New" w:hAnsi="TH Sarabun New"/>
+          <w:b w:val="0"/>
+          <w:i/>
+          <w:sz w:val="26"/>
+        </w:rPr>
+        <w:t>[ภาพ Screenshot Pause Screen]</w:t>
+      </w:r>
+    </w:p>
+    <w:p>
+      <w:pPr>
+        <w:spacing w:before="120" w:after="60" w:lineRule="auto" w:line="276"/>
+        <w:jc w:val="left"/>
+      </w:pPr>
+      <w:r>
+        <w:rPr>
+          <w:rFonts w:ascii="TH Sarabun New" w:hAnsi="TH Sarabun New" w:cs="TH Sarabun New" w:eastAsia="TH Sarabun New"/>
+          <w:rFonts w:ascii="TH Sarabun New" w:hAnsi="TH Sarabun New"/>
+          <w:b/>
+          <w:i w:val="0"/>
+          <w:sz w:val="32"/>
+        </w:rPr>
+        <w:t>หน้าตัวละครตาย (Death Screen)</w:t>
+      </w:r>
+    </w:p>
+    <w:p>
+      <w:pPr>
+        <w:spacing w:before="0" w:after="80" w:lineRule="auto" w:line="276"/>
+        <w:jc w:val="left"/>
+      </w:pPr>
+      <w:r>
+        <w:rPr>
+          <w:rFonts w:ascii="TH Sarabun New" w:hAnsi="TH Sarabun New" w:cs="TH Sarabun New" w:eastAsia="TH Sarabun New"/>
+          <w:rFonts w:ascii="TH Sarabun New" w:hAnsi="TH Sarabun New"/>
+          <w:b w:val="0"/>
+          <w:i w:val="0"/>
+          <w:sz w:val="32"/>
+        </w:rPr>
+        <w:t>เมื่อ HP ลดลงถึง 0 เกมจะแสดงหน้าผลลัพธ์บนหน้าจอ พร้อมปุ่มสองปุ่มที่ด้านล่าง:</w:t>
+      </w:r>
+    </w:p>
+    <w:p>
+      <w:pPr>
+        <w:pStyle w:val="ListBullet"/>
+        <w:spacing w:before="0" w:after="60"/>
+      </w:pPr>
+      <w:r>
+        <w:rPr>
+          <w:rFonts w:ascii="TH Sarabun New" w:hAnsi="TH Sarabun New" w:cs="TH Sarabun New" w:eastAsia="TH Sarabun New"/>
+          <w:rFonts w:ascii="TH Sarabun New" w:hAnsi="TH Sarabun New"/>
+          <w:b w:val="0"/>
+          <w:i w:val="0"/>
+          <w:sz w:val="32"/>
+        </w:rPr>
+        <w:t>↺ Restart — กลับไปหน้าเลือกตัวละครเพื่อเริ่มรอบใหม่</w:t>
+      </w:r>
+    </w:p>
+    <w:p>
+      <w:pPr>
+        <w:pStyle w:val="ListBullet"/>
+        <w:spacing w:before="0" w:after="60"/>
+      </w:pPr>
+      <w:r>
+        <w:rPr>
+          <w:rFonts w:ascii="TH Sarabun New" w:hAnsi="TH Sarabun New" w:cs="TH Sarabun New" w:eastAsia="TH Sarabun New"/>
+          <w:rFonts w:ascii="TH Sarabun New" w:hAnsi="TH Sarabun New"/>
+          <w:b w:val="0"/>
+          <w:i w:val="0"/>
+          <w:sz w:val="32"/>
+        </w:rPr>
+        <w:t>⏹ Main Menu — กลับสู่หน้าเมนูหลัก (เพลงหยุดโดยอัตโนมัติ)</w:t>
+      </w:r>
+    </w:p>
+    <w:p>
+      <w:pPr>
+        <w:spacing w:before="120" w:after="40"/>
+        <w:jc w:val="center"/>
+        <w:shd w:val="clear" w:color="auto" w:fill="D9D9D9"/>
+      </w:pPr>
+      <w:r>
+        <w:rPr>
+          <w:rFonts w:ascii="TH Sarabun New" w:hAnsi="TH Sarabun New" w:cs="TH Sarabun New" w:eastAsia="TH Sarabun New"/>
+          <w:rFonts w:ascii="TH Sarabun New" w:hAnsi="TH Sarabun New"/>
+          <w:b w:val="0"/>
+          <w:i/>
+          <w:color w:val="505050"/>
+          <w:sz w:val="28"/>
+        </w:rPr>
+        <w:br/>
+        <w:br/>
+        <w:br/>
+        <w:t>[ภาพ Screenshot Death Screen]</w:t>
+        <w:br/>
+        <w:br/>
+        <w:br/>
+      </w:r>
+    </w:p>
+    <w:p>
+      <w:pPr>
+        <w:spacing w:before="0" w:after="120" w:lineRule="auto" w:line="276"/>
+        <w:jc w:val="center"/>
+      </w:pPr>
+      <w:r>
+        <w:rPr>
+          <w:rFonts w:ascii="TH Sarabun New" w:hAnsi="TH Sarabun New" w:cs="TH Sarabun New" w:eastAsia="TH Sarabun New"/>
+          <w:rFonts w:ascii="TH Sarabun New" w:hAnsi="TH Sarabun New"/>
+          <w:b w:val="0"/>
+          <w:i/>
+          <w:sz w:val="26"/>
+        </w:rPr>
+        <w:t>[ภาพ Screenshot Death Screen]</w:t>
+      </w:r>
+    </w:p>
+    <w:p>
+      <w:pPr>
+        <w:spacing w:before="120" w:after="60" w:lineRule="auto" w:line="276"/>
+        <w:jc w:val="left"/>
+      </w:pPr>
+      <w:r>
+        <w:rPr>
+          <w:rFonts w:ascii="TH Sarabun New" w:hAnsi="TH Sarabun New" w:cs="TH Sarabun New" w:eastAsia="TH Sarabun New"/>
+          <w:rFonts w:ascii="TH Sarabun New" w:hAnsi="TH Sarabun New"/>
+          <w:b/>
+          <w:i w:val="0"/>
+          <w:sz w:val="32"/>
+        </w:rPr>
+        <w:t>ระบบเสียง (Sound)</w:t>
+      </w:r>
+    </w:p>
+    <w:p>
+      <w:pPr>
+        <w:spacing w:before="0" w:after="80" w:lineRule="auto" w:line="276"/>
+        <w:jc w:val="left"/>
+      </w:pPr>
+      <w:r>
+        <w:rPr>
+          <w:rFonts w:ascii="TH Sarabun New" w:hAnsi="TH Sarabun New" w:cs="TH Sarabun New" w:eastAsia="TH Sarabun New"/>
+          <w:rFonts w:ascii="TH Sarabun New" w:hAnsi="TH Sarabun New"/>
+          <w:b w:val="0"/>
+          <w:i w:val="0"/>
+          <w:sz w:val="32"/>
+        </w:rPr>
+        <w:t>เกมมีเสียงประกอบครบทุกการกระทำ:</w:t>
+      </w:r>
+    </w:p>
+    <w:tbl>
+      <w:tblPr>
+        <w:tblStyle w:val="TableGrid"/>
+        <w:tblW w:type="auto" w:w="0"/>
+        <w:tblLook w:firstColumn="1" w:firstRow="1" w:lastColumn="0" w:lastRow="0" w:noHBand="0" w:noVBand="1" w:val="04A0"/>
+      </w:tblPr>
+      <w:tblGrid>
+        <w:gridCol w:w="4549"/>
+        <w:gridCol w:w="4549"/>
+      </w:tblGrid>
+      <w:tr>
+        <w:tc>
+          <w:tcPr>
+            <w:tcW w:type="dxa" w:w="4549"/>
+          </w:tcPr>
+          <w:p/>
+        </w:tc>
+        <w:tc>
+          <w:tcPr>
+            <w:tcW w:type="dxa" w:w="4549"/>
+          </w:tcPr>
+          <w:p/>
+        </w:tc>
+      </w:tr>
+      <w:tr>
+        <w:tc>
+          <w:tcPr>
+            <w:tcW w:type="dxa" w:w="4549"/>
+            <w:shd w:val="clear" w:color="auto" w:fill="D6E4F0"/>
+          </w:tcPr>
+          <w:p>
+            <w:r/>
+            <w:r>
+              <w:rPr>
+                <w:rFonts w:ascii="TH Sarabun New" w:hAnsi="TH Sarabun New" w:cs="TH Sarabun New" w:eastAsia="TH Sarabun New"/>
+                <w:rFonts w:ascii="TH Sarabun New" w:hAnsi="TH Sarabun New"/>
+                <w:b/>
+                <w:i w:val="0"/>
+                <w:sz w:val="28"/>
+              </w:rPr>
+              <w:t>เหตุการณ์</w:t>
+            </w:r>
+          </w:p>
+        </w:tc>
+        <w:tc>
+          <w:tcPr>
+            <w:tcW w:type="dxa" w:w="4549"/>
+            <w:shd w:val="clear" w:color="auto" w:fill="D6E4F0"/>
+          </w:tcPr>
+          <w:p>
+            <w:r/>
+            <w:r>
+              <w:rPr>
+                <w:rFonts w:ascii="TH Sarabun New" w:hAnsi="TH Sarabun New" w:cs="TH Sarabun New" w:eastAsia="TH Sarabun New"/>
+                <w:rFonts w:ascii="TH Sarabun New" w:hAnsi="TH Sarabun New"/>
+                <w:b/>
+                <w:i w:val="0"/>
+                <w:sz w:val="28"/>
+              </w:rPr>
+              <w:t>เสียง</w:t>
+            </w:r>
+          </w:p>
+        </w:tc>
+      </w:tr>
+      <w:tr>
+        <w:tc>
+          <w:tcPr>
+            <w:tcW w:type="dxa" w:w="4549"/>
+          </w:tcPr>
+          <w:p>
+            <w:r/>
+            <w:r>
+              <w:rPr>
+                <w:rFonts w:ascii="TH Sarabun New" w:hAnsi="TH Sarabun New" w:cs="TH Sarabun New" w:eastAsia="TH Sarabun New"/>
+                <w:rFonts w:ascii="TH Sarabun New" w:hAnsi="TH Sarabun New"/>
+                <w:b w:val="0"/>
+                <w:i w:val="0"/>
+                <w:sz w:val="28"/>
+              </w:rPr>
+              <w:t>กดปุ่มทุกปุ่มใน UI</w:t>
+            </w:r>
+          </w:p>
+        </w:tc>
+        <w:tc>
+          <w:tcPr>
+            <w:tcW w:type="dxa" w:w="4549"/>
+          </w:tcPr>
+          <w:p>
+            <w:r/>
+            <w:r>
+              <w:rPr>
+                <w:rFonts w:ascii="TH Sarabun New" w:hAnsi="TH Sarabun New" w:cs="TH Sarabun New" w:eastAsia="TH Sarabun New"/>
+                <w:rFonts w:ascii="TH Sarabun New" w:hAnsi="TH Sarabun New"/>
+                <w:b w:val="0"/>
+                <w:i w:val="0"/>
+                <w:sz w:val="28"/>
+              </w:rPr>
+              <w:t>เสียง Click สั้น</w:t>
+            </w:r>
+          </w:p>
+        </w:tc>
+      </w:tr>
+      <w:tr>
+        <w:tc>
+          <w:tcPr>
+            <w:tcW w:type="dxa" w:w="4549"/>
+          </w:tcPr>
+          <w:p>
+            <w:r/>
+            <w:r>
+              <w:rPr>
+                <w:rFonts w:ascii="TH Sarabun New" w:hAnsi="TH Sarabun New" w:cs="TH Sarabun New" w:eastAsia="TH Sarabun New"/>
+                <w:rFonts w:ascii="TH Sarabun New" w:hAnsi="TH Sarabun New"/>
+                <w:b w:val="0"/>
+                <w:i w:val="0"/>
+                <w:sz w:val="28"/>
+              </w:rPr>
+              <w:t>เก็บ Exp Orb</w:t>
+            </w:r>
+          </w:p>
+        </w:tc>
+        <w:tc>
+          <w:tcPr>
+            <w:tcW w:type="dxa" w:w="4549"/>
+          </w:tcPr>
+          <w:p>
+            <w:r/>
+            <w:r>
+              <w:rPr>
+                <w:rFonts w:ascii="TH Sarabun New" w:hAnsi="TH Sarabun New" w:cs="TH Sarabun New" w:eastAsia="TH Sarabun New"/>
+                <w:rFonts w:ascii="TH Sarabun New" w:hAnsi="TH Sarabun New"/>
+                <w:b w:val="0"/>
+                <w:i w:val="0"/>
+                <w:sz w:val="28"/>
+              </w:rPr>
+              <w:t>เสียง Sweep ขึ้น</w:t>
+            </w:r>
+          </w:p>
+        </w:tc>
+      </w:tr>
+      <w:tr>
+        <w:tc>
+          <w:tcPr>
+            <w:tcW w:type="dxa" w:w="4549"/>
+          </w:tcPr>
+          <w:p>
+            <w:r/>
+            <w:r>
+              <w:rPr>
+                <w:rFonts w:ascii="TH Sarabun New" w:hAnsi="TH Sarabun New" w:cs="TH Sarabun New" w:eastAsia="TH Sarabun New"/>
+                <w:rFonts w:ascii="TH Sarabun New" w:hAnsi="TH Sarabun New"/>
+                <w:b w:val="0"/>
+                <w:i w:val="0"/>
+                <w:sz w:val="28"/>
+              </w:rPr>
+              <w:t>Level Up</w:t>
+            </w:r>
+          </w:p>
+        </w:tc>
+        <w:tc>
+          <w:tcPr>
+            <w:tcW w:type="dxa" w:w="4549"/>
+          </w:tcPr>
+          <w:p>
+            <w:r/>
+            <w:r>
+              <w:rPr>
+                <w:rFonts w:ascii="TH Sarabun New" w:hAnsi="TH Sarabun New" w:cs="TH Sarabun New" w:eastAsia="TH Sarabun New"/>
+                <w:rFonts w:ascii="TH Sarabun New" w:hAnsi="TH Sarabun New"/>
+                <w:b w:val="0"/>
+                <w:i w:val="0"/>
+                <w:sz w:val="28"/>
+              </w:rPr>
+              <w:t>เสียง Arpeggio C→E→G→C</w:t>
+            </w:r>
+          </w:p>
+        </w:tc>
+      </w:tr>
+      <w:tr>
+        <w:tc>
+          <w:tcPr>
+            <w:tcW w:type="dxa" w:w="4549"/>
+          </w:tcPr>
+          <w:p>
+            <w:r/>
+            <w:r>
+              <w:rPr>
+                <w:rFonts w:ascii="TH Sarabun New" w:hAnsi="TH Sarabun New" w:cs="TH Sarabun New" w:eastAsia="TH Sarabun New"/>
+                <w:rFonts w:ascii="TH Sarabun New" w:hAnsi="TH Sarabun New"/>
+                <w:b w:val="0"/>
+                <w:i w:val="0"/>
+                <w:sz w:val="28"/>
+              </w:rPr>
+              <w:t>Sukuna โจมตี (Cleave)</w:t>
+            </w:r>
+          </w:p>
+        </w:tc>
+        <w:tc>
+          <w:tcPr>
+            <w:tcW w:type="dxa" w:w="4549"/>
+          </w:tcPr>
+          <w:p>
+            <w:r/>
+            <w:r>
+              <w:rPr>
+                <w:rFonts w:ascii="TH Sarabun New" w:hAnsi="TH Sarabun New" w:cs="TH Sarabun New" w:eastAsia="TH Sarabun New"/>
+                <w:rFonts w:ascii="TH Sarabun New" w:hAnsi="TH Sarabun New"/>
+                <w:b w:val="0"/>
+                <w:i w:val="0"/>
+                <w:sz w:val="28"/>
+              </w:rPr>
+              <w:t>เสียง Slash + Swoosh</w:t>
+            </w:r>
+          </w:p>
+        </w:tc>
+      </w:tr>
+      <w:tr>
+        <w:tc>
+          <w:tcPr>
+            <w:tcW w:type="dxa" w:w="4549"/>
+          </w:tcPr>
+          <w:p>
+            <w:r/>
+            <w:r>
+              <w:rPr>
+                <w:rFonts w:ascii="TH Sarabun New" w:hAnsi="TH Sarabun New" w:cs="TH Sarabun New" w:eastAsia="TH Sarabun New"/>
+                <w:rFonts w:ascii="TH Sarabun New" w:hAnsi="TH Sarabun New"/>
+                <w:b w:val="0"/>
+                <w:i w:val="0"/>
+                <w:sz w:val="28"/>
+              </w:rPr>
+              <w:t>Gojo โจมตี (Infinity)</w:t>
+            </w:r>
+          </w:p>
+        </w:tc>
+        <w:tc>
+          <w:tcPr>
+            <w:tcW w:type="dxa" w:w="4549"/>
+          </w:tcPr>
+          <w:p>
+            <w:r/>
+            <w:r>
+              <w:rPr>
+                <w:rFonts w:ascii="TH Sarabun New" w:hAnsi="TH Sarabun New" w:cs="TH Sarabun New" w:eastAsia="TH Sarabun New"/>
+                <w:rFonts w:ascii="TH Sarabun New" w:hAnsi="TH Sarabun New"/>
+                <w:b w:val="0"/>
+                <w:i w:val="0"/>
+                <w:sz w:val="28"/>
+              </w:rPr>
+              <w:t>เสียง Hum + Shimmer</w:t>
+            </w:r>
+          </w:p>
+        </w:tc>
+      </w:tr>
+    </w:tbl>
+    <w:p>
+      <w:pPr>
+        <w:spacing w:before="0" w:after="80" w:lineRule="auto" w:line="276"/>
+        <w:jc w:val="left"/>
+      </w:pPr>
+      <w:r>
+        <w:rPr>
+          <w:rFonts w:ascii="TH Sarabun New" w:hAnsi="TH Sarabun New" w:cs="TH Sarabun New" w:eastAsia="TH Sarabun New"/>
+          <w:rFonts w:ascii="TH Sarabun New" w:hAnsi="TH Sarabun New"/>
+          <w:b w:val="0"/>
+          <w:i w:val="0"/>
+          <w:sz w:val="32"/>
+        </w:rPr>
+        <w:t>ปรับระดับเสียงได้แยกกัน ทั้ง BGM และ SFX ผ่านหน้า Settings</w:t>
+      </w:r>
+    </w:p>
+    <w:p>
+      <w:pPr>
+        <w:spacing w:before="0" w:after="120" w:lineRule="auto" w:line="276"/>
+        <w:jc w:val="left"/>
+      </w:pPr>
     </w:p>
     <w:p>
       <w:r>
